--- a/docs/C360_Production_Rollout.docx
+++ b/docs/C360_Production_Rollout.docx
@@ -1808,7 +1808,7 @@
                 <w:sz w:val="21"/>
                 <w:szCs w:val="21"/>
               </w:rPr>
-              <w:t xml:space="preserve">). NWA's people arrive disabled, without passwords. Secrets do not travel: keys are entered again on production.</w:t>
+              <w:t xml:space="preserve">). NWA's people arrive disabled, without passwords, with placeholder addresses; the logs stay behind. Secrets do not travel: keys are entered again on production. Rehearsed with the local NWA: 38,506 rows in 108 tables, and all 20 demo reports run on the copy.</w:t>
             </w:r>
           </w:p>
         </w:tc>
@@ -1835,11 +1835,13 @@
             <w:r>
               <w:rPr>
                 <w:rFonts w:ascii="Calibri" w:cs="Calibri" w:eastAsia="Calibri" w:hAnsi="Calibri"/>
-                <w:color w:val="1F2937"/>
-                <w:sz w:val="21"/>
-                <w:szCs w:val="21"/>
-              </w:rPr>
-              <w:t xml:space="preserve">Next</w:t>
+                <w:b/>
+                <w:bCs/>
+                <w:color w:val="1F2937"/>
+                <w:sz w:val="21"/>
+                <w:szCs w:val="21"/>
+              </w:rPr>
+              <w:t xml:space="preserve">Built</w:t>
             </w:r>
           </w:p>
         </w:tc>
